--- a/revisions/Supporting-Information-Cover-Page.docx
+++ b/revisions/Supporting-Information-Cover-Page.docx
@@ -92,7 +92,7 @@
         <w:spacing w:after="160"/>
       </w:pPr>
       <w:r>
-        <w:t xml:space="preserve">Supplementary Text (PDF). Supplementary Figures 1–5: convergence of the DOR pose and of the DOR–RT centre-of-mass distance across all production replicates; non-equilibrium switching work distributions for every alchemical transformation; convergence diagnostics including block averages, autocorrelation times and effective sample sizes; per-residue RMSF, secondary structure and NNIBP conformational distributions; and apo and holo pocket ensembles for the genotypes where the computed binding free energy does not track the phenotype.</w:t>
+        <w:t xml:space="preserve">Supplementary Text (PDF). Seven numbered sections with Supplementary Figures 1–4 appended to the sections that discuss them: convergence of the doravirine pose and of the doravirine–RT centre-of-mass distance across all production replicates, with autocorrelation functions and blocked standard errors; non-equilibrium switching work distributions for every alchemical transformation; per-residue RMSF and secondary structure; and apo and holo pocket volume distributions.</w:t>
       </w:r>
     </w:p>
     <w:p>
@@ -160,7 +160,23 @@
         <w:spacing w:after="160"/>
       </w:pPr>
       <w:r>
-        <w:t xml:space="preserve">Supplementary Table 5 (XLSX). Sensitivity of the MM/GBSA energies to the snapshot relaxation protocol. WT-referenced ΔΔE values and each energy component for six genotypes, computed under single-point evaluation, under hydrogen-only relaxation with heavy atoms restrained, and under the unrestrained full minimisation used in the main text.</w:t>
+        <w:t xml:space="preserve">Supplementary Table 5 (XLSX). Sensitivity of the MM/GBSA energies to the snapshot relaxation protocol. WT-referenced ΔΔE values and each energy component for all 19 mutant genotypes, computed under hydrogen-only relaxation with heavy atoms restrained and under the unrestrained full minimisation used in the main text, with the correlation between the two protocols and of each against phenotype.</w:t>
+      </w:r>
+    </w:p>
+    <w:p>
+      <w:pPr>
+        <w:spacing w:after="160"/>
+      </w:pPr>
+      <w:r>
+        <w:t xml:space="preserve">Supplementary Table 6 (XLSX). Sensitivity of the MM/GBSA energies to the ligand partial charge model. WT-referenced ΔΔE values and each energy component under Gasteiger and AM1-BCC charges, scored on the same trajectories and the same snapshots, with the per-atom charges under both models.</w:t>
+      </w:r>
+    </w:p>
+    <w:p>
+      <w:pPr>
+        <w:spacing w:after="160"/>
+      </w:pPr>
+      <w:r>
+        <w:t xml:space="preserve">Supplementary Table 7 (XLSX). Unliganded and bound NNIBP volume for wild type and seven genotypes, on a matched window, with the mean Tyr181 and Tyr188 χ1 angles of the apo ensemble and the same volume proxy evaluated on unliganded and DOR-bound crystal structures.</w:t>
       </w:r>
     </w:p>
     <w:sectPr>
